--- a/03_KMeans_mit_Euklid.docx
+++ b/03_KMeans_mit_Euklid.docx
@@ -16,7 +16,7 @@
           <w:sz w:val="16"/>
           <w:szCs w:val="16"/>
         </w:rPr>
-        <w:t xml:space="preserve">MARKTSTAND · CLAUDE CODE · ÜBUNG 3 VON 5</w:t>
+        <w:t xml:space="preserve">MARKTSTAND · AGENTIC ENGINEERING · ÜBUNG 3 VON 5</w:t>
       </w:r>
     </w:p>
     <w:p>
@@ -322,7 +322,7 @@
           <w:sz w:val="22"/>
           <w:szCs w:val="22"/>
         </w:rPr>
-        <w:t xml:space="preserve">Eine andere Distanz ausprobieren</w:t>
+        <w:t xml:space="preserve">Visualisier die Iterationen + andere Distanz</w:t>
       </w:r>
     </w:p>
     <w:p>
@@ -336,7 +336,7 @@
           <w:sz w:val="20"/>
           <w:szCs w:val="20"/>
         </w:rPr>
-        <w:t xml:space="preserve">„Wähle eine andere Distanz, die für diese Punkte vielleicht etwas anders berechnet wird. Erklär warum – und dann tausch sie in meinem K-Means aus. Vergleich die Distanz-Zahlen vorher/nachher.“</w:t>
+        <w:t xml:space="preserve">„Plot die K-Means-Iterationen Schritt für Schritt (4 Panels) als `kmeans_iter.png` und öffne das Bild. Dann tausch die Distanz aus (z. B. Manhattan) und mach denselben Plot als `kmeans_iter_manhattan.png`. Was hat sich verändert?“</w:t>
       </w:r>
     </w:p>
     <w:p>

--- a/03_KMeans_mit_Euklid.docx
+++ b/03_KMeans_mit_Euklid.docx
@@ -161,6 +161,22 @@
     </w:tbl>
     <w:p>
       <w:pPr>
+        <w:spacing w:after="200" w:before="100"/>
+      </w:pPr>
+      <w:r>
+        <w:rPr>
+          <w:rFonts w:ascii="Arial" w:cs="Arial" w:eastAsia="Arial" w:hAnsi="Arial"/>
+          <w:i/>
+          <w:iCs/>
+          <w:color w:val="555555"/>
+          <w:sz w:val="18"/>
+          <w:szCs w:val="18"/>
+        </w:rPr>
+        <w:t xml:space="preserve">Kurzform: schreib Claude einfach „bitte mache Aufgabe 3“. Dann mit „löse Schritt 1 ... 6 von Aufgabe 3“ durch die Schritte hier unten gehen.</w:t>
+      </w:r>
+    </w:p>
+    <w:p>
+      <w:pPr>
         <w:spacing w:after="80" w:before="240"/>
       </w:pPr>
       <w:r>
@@ -199,7 +215,7 @@
           <w:sz w:val="22"/>
           <w:szCs w:val="22"/>
         </w:rPr>
-        <w:t xml:space="preserve">Bau K-Means in Python mit Euklid</w:t>
+        <w:t xml:space="preserve">K-Means verstehen (falls neu)</w:t>
       </w:r>
     </w:p>
     <w:p>
@@ -213,7 +229,7 @@
           <w:sz w:val="20"/>
           <w:szCs w:val="20"/>
         </w:rPr>
-        <w:t xml:space="preserve">Die drei Punkte stehen im Prompt. Claude schreibt K-Means von Hand (ohne scikit-learn), speichert die Datei, führt sie aus und zeigt dir: welcher Punkt landet in welchem Cluster?</w:t>
+        <w:t xml:space="preserve">Wenn dir „K-Means“ oder „Clustering“ nichts sagt, frag Claude zuerst: „Was ist K-Means Clustering und wie funktioniert es? Erklär mir’s mit einer Alltags-Analogie.“ Erst weitermachen, wenn’s klick gemacht hat.</w:t>
       </w:r>
     </w:p>
     <w:p>
@@ -240,7 +256,7 @@
           <w:sz w:val="22"/>
           <w:szCs w:val="22"/>
         </w:rPr>
-        <w:t xml:space="preserve">Was ist euklidische Distanz?</w:t>
+        <w:t xml:space="preserve">Bau K-Means in Python mit Euklid</w:t>
       </w:r>
     </w:p>
     <w:p>
@@ -254,7 +270,7 @@
           <w:sz w:val="20"/>
           <w:szCs w:val="20"/>
         </w:rPr>
-        <w:t xml:space="preserve">„Erklär mir die euklidische Distanz so, dass ich sie meinem nicht-technischen Kollegen erklären könnte. Rechne sie für die drei Punkte einmal von Hand vor.“</w:t>
+        <w:t xml:space="preserve">Die drei Punkte stehen im Prompt. Claude schreibt K-Means von Hand (ohne scikit-learn), speichert die Datei, führt sie aus und zeigt dir: welcher Punkt landet in welchem Cluster?</w:t>
       </w:r>
     </w:p>
     <w:p>
@@ -281,7 +297,7 @@
           <w:sz w:val="22"/>
           <w:szCs w:val="22"/>
         </w:rPr>
-        <w:t xml:space="preserve">Welche Distanzen gibt es sonst?</w:t>
+        <w:t xml:space="preserve">Distanzen verstehen</w:t>
       </w:r>
     </w:p>
     <w:p>
@@ -295,7 +311,7 @@
           <w:sz w:val="20"/>
           <w:szCs w:val="20"/>
         </w:rPr>
-        <w:t xml:space="preserve">„Welche anderen Distanzen kennst du? Erklär mir 3 davon kurz und sag jeweils, in welcher Situation sie besser als Euklid sein könnte.“</w:t>
+        <w:t xml:space="preserve">„Erklär mir die euklidische Distanz mit einer Alltags-Analogie und rechne sie für die drei Punkte von Hand vor. Danach: welche 3 anderen Distanzen gibt es, und wann ist welche besser als Euklid?“</w:t>
       </w:r>
     </w:p>
     <w:p>
@@ -322,7 +338,7 @@
           <w:sz w:val="22"/>
           <w:szCs w:val="22"/>
         </w:rPr>
-        <w:t xml:space="preserve">Visualisier die Iterationen + andere Distanz</w:t>
+        <w:t xml:space="preserve">Vorher/Nachher-Plot mit anderer Distanz</w:t>
       </w:r>
     </w:p>
     <w:p>
@@ -336,7 +352,7 @@
           <w:sz w:val="20"/>
           <w:szCs w:val="20"/>
         </w:rPr>
-        <w:t xml:space="preserve">„Plot die K-Means-Iterationen Schritt für Schritt (4 Panels) als `kmeans_iter.png` und öffne das Bild. Dann tausch die Distanz aus (z. B. Manhattan) und mach denselben Plot als `kmeans_iter_manhattan.png`. Was hat sich verändert?“</w:t>
+        <w:t xml:space="preserve">„Mach einen Plot mit 2 Panels: links Cluster mit Euklid, rechts Cluster mit Manhattan (oder einer anderen Distanz). Speicher als `kmeans_compare.png` und öffne das Bild. Welcher Punkt landet wo unterschiedlich – und warum?“</w:t>
       </w:r>
     </w:p>
     <w:p>
@@ -377,7 +393,7 @@
           <w:sz w:val="20"/>
           <w:szCs w:val="20"/>
         </w:rPr>
-        <w:t xml:space="preserve">„Schreib pytest-Tests für die Distanzfunktion mit den drei Punkten als Ground Truth – ich kann sie ja von Hand nachrechnen. Plus ein Test, dass K-Means die erwarteten Cluster liefert. Führ die Tests aus.“</w:t>
+        <w:t xml:space="preserve">„Schreib pytest-Tests für die Distanzfunktion mit den drei Punkten als Ground Truth (ich kann sie von Hand nachrechnen). Plus ein Test, dass K-Means die erwarteten Cluster liefert – nutz dafür einen festen Seed (`random.seed(42)`), damit der Test reproduzierbar ist.“</w:t>
       </w:r>
     </w:p>
     <w:p>
